--- a/7th Semester/CCE-413_VLSI Design/2102049.docx
+++ b/7th Semester/CCE-413_VLSI Design/2102049.docx
@@ -31,23 +31,7 @@
           <w:b/>
           <w:bCs/>
         </w:rPr>
-        <w:t xml:space="preserve">a) What is </w:t>
-      </w:r>
-      <w:proofErr w:type="spellStart"/>
-      <w:r>
-        <w:rPr>
-          <w:b/>
-          <w:bCs/>
-        </w:rPr>
-        <w:t>SecPM</w:t>
-      </w:r>
-      <w:proofErr w:type="spellEnd"/>
-      <w:r>
-        <w:rPr>
-          <w:b/>
-          <w:bCs/>
-        </w:rPr>
-        <w:t xml:space="preserve"> and why is it used? (2 Marks)</w:t>
+        <w:t>a) What is SecPM and why is it used? (2 Marks)</w:t>
       </w:r>
     </w:p>
     <w:p>
@@ -63,17 +47,8 @@
           <w:b/>
           <w:bCs/>
         </w:rPr>
-        <w:t xml:space="preserve">b) Explain the working principle of the CWT and CWR schemes in </w:t>
-      </w:r>
-      <w:proofErr w:type="spellStart"/>
-      <w:r>
-        <w:rPr>
-          <w:b/>
-          <w:bCs/>
-        </w:rPr>
-        <w:t>SecPM</w:t>
-      </w:r>
-      <w:proofErr w:type="spellEnd"/>
+        <w:t>b) Explain the working principle of the CWT and CWR schemes in SecPM</w:t>
+      </w:r>
       <w:r>
         <w:t xml:space="preserve">. </w:t>
       </w:r>
@@ -113,36 +88,15 @@
           <w:b/>
           <w:bCs/>
         </w:rPr>
-        <w:t xml:space="preserve">a) What is </w:t>
-      </w:r>
-      <w:proofErr w:type="spellStart"/>
-      <w:r>
-        <w:rPr>
-          <w:b/>
-          <w:bCs/>
-        </w:rPr>
-        <w:t>SecPM</w:t>
-      </w:r>
-      <w:proofErr w:type="spellEnd"/>
-      <w:r>
-        <w:rPr>
-          <w:b/>
-          <w:bCs/>
-        </w:rPr>
-        <w:t xml:space="preserve"> and why is it used?</w:t>
+        <w:t>a) What is SecPM and why is it used?</w:t>
       </w:r>
     </w:p>
     <w:p>
       <w:pPr>
         <w:pStyle w:val="NormalWeb"/>
       </w:pPr>
-      <w:proofErr w:type="spellStart"/>
-      <w:r>
-        <w:t>SecPM</w:t>
-      </w:r>
-      <w:proofErr w:type="spellEnd"/>
-      <w:r>
-        <w:t xml:space="preserve"> is a hardware architecture for Non-Volatile Memory (NVM). It is used to provide </w:t>
+      <w:r>
+        <w:t xml:space="preserve">SecPM is a hardware architecture for Non-Volatile Memory (NVM). It is used to provide </w:t>
       </w:r>
       <w:r>
         <w:rPr>
@@ -194,6 +148,9 @@
         <w:jc w:val="center"/>
       </w:pPr>
       <w:r>
+        <w:rPr>
+          <w:noProof/>
+        </w:rPr>
         <w:drawing>
           <wp:inline distT="0" distB="0" distL="0" distR="0" wp14:anchorId="36BA5451" wp14:editId="254172F5">
             <wp:extent cx="449580" cy="297180"/>
@@ -247,6 +204,9 @@
         </w:rPr>
       </w:pPr>
       <w:r>
+        <w:rPr>
+          <w:noProof/>
+        </w:rPr>
         <w:drawing>
           <wp:inline distT="0" distB="0" distL="0" distR="0" wp14:anchorId="02C9C38A" wp14:editId="115F474C">
             <wp:extent cx="449580" cy="297180"/>
@@ -297,6 +257,9 @@
         <w:jc w:val="center"/>
       </w:pPr>
       <w:r>
+        <w:rPr>
+          <w:noProof/>
+        </w:rPr>
         <w:drawing>
           <wp:inline distT="0" distB="0" distL="0" distR="0" wp14:anchorId="38AC7A4E" wp14:editId="4BDCD6B4">
             <wp:extent cx="449580" cy="297180"/>
@@ -430,65 +393,47 @@
           <w:numId w:val="4"/>
         </w:numPr>
         <w:spacing w:before="0" w:beforeAutospacing="0"/>
-        <w:rPr>
-          <w:rStyle w:val="math-inline"/>
-        </w:rPr>
-      </w:pPr>
-      <w:r>
-        <w:t xml:space="preserve">Cuts extra writes by up to 50% and increases speed by </w:t>
-      </w:r>
-      <w:r>
-        <w:rPr>
-          <w:rStyle w:val="math-inline"/>
-        </w:rPr>
-        <w:t>1.4</w:t>
-      </w:r>
-      <w:r>
-        <w:rPr>
-          <w:rStyle w:val="math-inline"/>
-        </w:rPr>
-        <w:t xml:space="preserve">X </w:t>
-      </w:r>
-      <w:r>
-        <w:t xml:space="preserve">to </w:t>
-      </w:r>
-      <w:r>
-        <w:rPr>
-          <w:rStyle w:val="math-inline"/>
-        </w:rPr>
-        <w:t>2.1</w:t>
-      </w:r>
-      <w:r>
-        <w:rPr>
-          <w:rStyle w:val="math-inline"/>
-        </w:rPr>
-        <w:t>X.</w:t>
-      </w:r>
-    </w:p>
-    <w:p>
-      <w:pPr>
-        <w:spacing w:after="100" w:afterAutospacing="1" w:line="240" w:lineRule="auto"/>
         <w:outlineLvl w:val="2"/>
         <w:rPr>
-          <w:rFonts w:ascii="Arial" w:eastAsia="Times New Roman" w:hAnsi="Arial" w:cs="Arial"/>
-          <w:b/>
-          <w:bCs/>
-          <w:kern w:val="0"/>
+          <w:rFonts w:ascii="Arial" w:hAnsi="Arial" w:cs="Arial"/>
+          <w:b/>
+          <w:bCs/>
           <w:sz w:val="27"/>
           <w:szCs w:val="27"/>
-          <w14:ligatures w14:val="none"/>
-        </w:rPr>
-      </w:pPr>
-      <w:r>
-        <w:rPr>
-          <w:rFonts w:ascii="Arial" w:eastAsia="Times New Roman" w:hAnsi="Arial" w:cs="Shonar Bangla"/>
-          <w:b/>
-          <w:bCs/>
-          <w:kern w:val="0"/>
+        </w:rPr>
+      </w:pPr>
+      <w:r>
+        <w:t>Cuts extra writes and increases speed</w:t>
+      </w:r>
+      <w:r>
+        <w:t>.</w:t>
+      </w:r>
+    </w:p>
+    <w:p>
+      <w:pPr>
+        <w:pStyle w:val="NormalWeb"/>
+        <w:numPr>
+          <w:ilvl w:val="0"/>
+          <w:numId w:val="4"/>
+        </w:numPr>
+        <w:spacing w:before="0" w:beforeAutospacing="0"/>
+        <w:outlineLvl w:val="2"/>
+        <w:rPr>
+          <w:rFonts w:ascii="Arial" w:hAnsi="Arial" w:cs="Arial"/>
+          <w:b/>
+          <w:bCs/>
+          <w:sz w:val="27"/>
+          <w:szCs w:val="27"/>
+        </w:rPr>
+      </w:pPr>
+      <w:r>
+        <w:rPr>
+          <w:rFonts w:ascii="Arial" w:hAnsi="Arial" w:cs="Shonar Bangla"/>
+          <w:b/>
+          <w:bCs/>
           <w:sz w:val="27"/>
           <w:szCs w:val="27"/>
           <w:cs/>
-          <w14:ligatures w14:val="none"/>
         </w:rPr>
         <w:lastRenderedPageBreak/>
         <w:t xml:space="preserve">বাংলা উত্তর </w:t>
@@ -518,31 +463,17 @@
         </w:rPr>
         <w:t xml:space="preserve">ক) </w:t>
       </w:r>
-      <w:proofErr w:type="spellStart"/>
-      <w:r>
-        <w:rPr>
-          <w:rFonts w:ascii="Arial" w:eastAsia="Times New Roman" w:hAnsi="Arial" w:cs="Arial"/>
-          <w:b/>
-          <w:bCs/>
-          <w:kern w:val="0"/>
-          <w:sz w:val="24"/>
-          <w:szCs w:val="24"/>
-          <w14:ligatures w14:val="none"/>
-        </w:rPr>
-        <w:t>SecPM</w:t>
-      </w:r>
-      <w:proofErr w:type="spellEnd"/>
-      <w:r>
-        <w:rPr>
-          <w:rFonts w:ascii="Arial" w:eastAsia="Times New Roman" w:hAnsi="Arial" w:cs="Arial"/>
-          <w:b/>
-          <w:bCs/>
-          <w:kern w:val="0"/>
-          <w:sz w:val="24"/>
-          <w:szCs w:val="24"/>
-          <w14:ligatures w14:val="none"/>
-        </w:rPr>
-        <w:t xml:space="preserve"> </w:t>
+      <w:r>
+        <w:rPr>
+          <w:rFonts w:ascii="Arial" w:eastAsia="Times New Roman" w:hAnsi="Arial" w:cs="Arial"/>
+          <w:b/>
+          <w:bCs/>
+          <w:kern w:val="0"/>
+          <w:sz w:val="24"/>
+          <w:szCs w:val="24"/>
+          <w14:ligatures w14:val="none"/>
+        </w:rPr>
+        <w:t xml:space="preserve">SecPM </w:t>
       </w:r>
       <w:r>
         <w:rPr>
@@ -581,27 +512,15 @@
           <w14:ligatures w14:val="none"/>
         </w:rPr>
       </w:pPr>
-      <w:proofErr w:type="spellStart"/>
-      <w:r>
-        <w:rPr>
-          <w:rFonts w:ascii="Arial" w:eastAsia="Times New Roman" w:hAnsi="Arial" w:cs="Arial"/>
-          <w:kern w:val="0"/>
-          <w:sz w:val="24"/>
-          <w:szCs w:val="24"/>
-          <w14:ligatures w14:val="none"/>
-        </w:rPr>
-        <w:t>SecPM</w:t>
-      </w:r>
-      <w:proofErr w:type="spellEnd"/>
-      <w:r>
-        <w:rPr>
-          <w:rFonts w:ascii="Arial" w:eastAsia="Times New Roman" w:hAnsi="Arial" w:cs="Arial"/>
-          <w:kern w:val="0"/>
-          <w:sz w:val="24"/>
-          <w:szCs w:val="24"/>
-          <w14:ligatures w14:val="none"/>
-        </w:rPr>
-        <w:t xml:space="preserve"> </w:t>
+      <w:r>
+        <w:rPr>
+          <w:rFonts w:ascii="Arial" w:eastAsia="Times New Roman" w:hAnsi="Arial" w:cs="Arial"/>
+          <w:kern w:val="0"/>
+          <w:sz w:val="24"/>
+          <w:szCs w:val="24"/>
+          <w14:ligatures w14:val="none"/>
+        </w:rPr>
+        <w:t xml:space="preserve">SecPM </w:t>
       </w:r>
       <w:r>
         <w:rPr>
@@ -877,6 +796,7 @@
           <w:rFonts w:ascii="Arial" w:eastAsia="Times New Roman" w:hAnsi="Arial" w:cs="Shonar Bangla"/>
           <w:b/>
           <w:bCs/>
+          <w:noProof/>
           <w:kern w:val="0"/>
           <w:sz w:val="24"/>
           <w:szCs w:val="24"/>
@@ -1269,7 +1189,7 @@
           <w:cs/>
           <w14:ligatures w14:val="none"/>
         </w:rPr>
-        <w:t>এটি মেমোরিতে অতিরিক্ত রাইট প্রায় ৫০% কমিয়ে দেয় এবং সিস্টেমের গতি ১.৪ থেকে ২.১ গুণ বাড়িয়ে দেয়</w:t>
+        <w:t>এটি মেমোরিতে অতিরিক্ত রাইট এবং সিস্টেমের গতি বাড়িয়ে দেয়</w:t>
       </w:r>
       <w:r>
         <w:rPr>
